--- a/LABlogbook.docx
+++ b/LABlogbook.docx
@@ -15,6 +15,47 @@
           <w:sz w:val="56"/>
           <w:szCs w:val="56"/>
         </w:rPr>
+        <w:drawing>
+          <wp:inline distT="0" distB="0" distL="0" distR="0" wp14:anchorId="16D6766E" wp14:editId="12E89DAB">
+            <wp:extent cx="5731510" cy="1844040"/>
+            <wp:effectExtent l="0" t="0" r="2540" b="3810"/>
+            <wp:docPr id="1679006924" name="Picture 1"/>
+            <wp:cNvGraphicFramePr>
+              <a:graphicFrameLocks xmlns:a="http://schemas.openxmlformats.org/drawingml/2006/main" noChangeAspect="1"/>
+            </wp:cNvGraphicFramePr>
+            <a:graphic xmlns:a="http://schemas.openxmlformats.org/drawingml/2006/main">
+              <a:graphicData uri="http://schemas.openxmlformats.org/drawingml/2006/picture">
+                <pic:pic xmlns:pic="http://schemas.openxmlformats.org/drawingml/2006/picture">
+                  <pic:nvPicPr>
+                    <pic:cNvPr id="1679006924" name=""/>
+                    <pic:cNvPicPr/>
+                  </pic:nvPicPr>
+                  <pic:blipFill>
+                    <a:blip r:embed="rId4"/>
+                    <a:stretch>
+                      <a:fillRect/>
+                    </a:stretch>
+                  </pic:blipFill>
+                  <pic:spPr>
+                    <a:xfrm>
+                      <a:off x="0" y="0"/>
+                      <a:ext cx="5731510" cy="1844040"/>
+                    </a:xfrm>
+                    <a:prstGeom prst="rect">
+                      <a:avLst/>
+                    </a:prstGeom>
+                  </pic:spPr>
+                </pic:pic>
+              </a:graphicData>
+            </a:graphic>
+          </wp:inline>
+        </w:drawing>
+      </w:r>
+      <w:r>
+        <w:rPr>
+          <w:sz w:val="56"/>
+          <w:szCs w:val="56"/>
+        </w:rPr>
         <w:t>LAB Logbook</w:t>
       </w:r>
     </w:p>
@@ -50,29 +91,20 @@
           <w:szCs w:val="44"/>
           <w:u w:val="single"/>
         </w:rPr>
-        <w:t xml:space="preserve">- </w:t>
-      </w:r>
-      <w:proofErr w:type="spellStart"/>
-      <w:r>
-        <w:rPr>
-          <w:sz w:val="44"/>
-          <w:szCs w:val="44"/>
-          <w:u w:val="single"/>
-        </w:rPr>
-        <w:t>Numpy</w:t>
-      </w:r>
-      <w:proofErr w:type="spellEnd"/>
-    </w:p>
-    <w:p>
-      <w:pPr>
-        <w:jc w:val="both"/>
-        <w:rPr>
-          <w:sz w:val="44"/>
-          <w:szCs w:val="44"/>
-        </w:rPr>
-      </w:pPr>
-      <w:r>
-        <w:rPr>
+        <w:t>- Numpy</w:t>
+      </w:r>
+    </w:p>
+    <w:p>
+      <w:pPr>
+        <w:jc w:val="both"/>
+        <w:rPr>
+          <w:sz w:val="44"/>
+          <w:szCs w:val="44"/>
+        </w:rPr>
+      </w:pPr>
+      <w:r>
+        <w:rPr>
+          <w:noProof/>
           <w:sz w:val="44"/>
           <w:szCs w:val="44"/>
         </w:rPr>
@@ -92,7 +124,7 @@
                     <pic:cNvPicPr/>
                   </pic:nvPicPr>
                   <pic:blipFill>
-                    <a:blip r:embed="rId4"/>
+                    <a:blip r:embed="rId5"/>
                     <a:stretch>
                       <a:fillRect/>
                     </a:stretch>
@@ -150,6 +182,153 @@
           <w:u w:val="single"/>
         </w:rPr>
       </w:pPr>
+      <w:r>
+        <w:rPr>
+          <w:sz w:val="44"/>
+          <w:szCs w:val="44"/>
+          <w:u w:val="single"/>
+        </w:rPr>
+        <w:drawing>
+          <wp:inline distT="0" distB="0" distL="0" distR="0" wp14:anchorId="402C774B" wp14:editId="102B7D6E">
+            <wp:extent cx="5731510" cy="1844040"/>
+            <wp:effectExtent l="0" t="0" r="2540" b="3810"/>
+            <wp:docPr id="1947358868" name="Picture 1"/>
+            <wp:cNvGraphicFramePr>
+              <a:graphicFrameLocks xmlns:a="http://schemas.openxmlformats.org/drawingml/2006/main" noChangeAspect="1"/>
+            </wp:cNvGraphicFramePr>
+            <a:graphic xmlns:a="http://schemas.openxmlformats.org/drawingml/2006/main">
+              <a:graphicData uri="http://schemas.openxmlformats.org/drawingml/2006/picture">
+                <pic:pic xmlns:pic="http://schemas.openxmlformats.org/drawingml/2006/picture">
+                  <pic:nvPicPr>
+                    <pic:cNvPr id="1947358868" name=""/>
+                    <pic:cNvPicPr/>
+                  </pic:nvPicPr>
+                  <pic:blipFill>
+                    <a:blip r:embed="rId4"/>
+                    <a:stretch>
+                      <a:fillRect/>
+                    </a:stretch>
+                  </pic:blipFill>
+                  <pic:spPr>
+                    <a:xfrm>
+                      <a:off x="0" y="0"/>
+                      <a:ext cx="5731510" cy="1844040"/>
+                    </a:xfrm>
+                    <a:prstGeom prst="rect">
+                      <a:avLst/>
+                    </a:prstGeom>
+                  </pic:spPr>
+                </pic:pic>
+              </a:graphicData>
+            </a:graphic>
+          </wp:inline>
+        </w:drawing>
+      </w:r>
+    </w:p>
+    <w:p>
+      <w:pPr>
+        <w:jc w:val="both"/>
+        <w:rPr>
+          <w:sz w:val="44"/>
+          <w:szCs w:val="44"/>
+          <w:u w:val="single"/>
+        </w:rPr>
+      </w:pPr>
+      <w:r>
+        <w:rPr>
+          <w:sz w:val="44"/>
+          <w:szCs w:val="44"/>
+          <w:u w:val="single"/>
+        </w:rPr>
+        <w:lastRenderedPageBreak/>
+        <w:drawing>
+          <wp:inline distT="0" distB="0" distL="0" distR="0" wp14:anchorId="19C1E2E5" wp14:editId="3E2A36F2">
+            <wp:extent cx="3029106" cy="3473629"/>
+            <wp:effectExtent l="0" t="0" r="0" b="0"/>
+            <wp:docPr id="1084926917" name="Picture 1"/>
+            <wp:cNvGraphicFramePr>
+              <a:graphicFrameLocks xmlns:a="http://schemas.openxmlformats.org/drawingml/2006/main" noChangeAspect="1"/>
+            </wp:cNvGraphicFramePr>
+            <a:graphic xmlns:a="http://schemas.openxmlformats.org/drawingml/2006/main">
+              <a:graphicData uri="http://schemas.openxmlformats.org/drawingml/2006/picture">
+                <pic:pic xmlns:pic="http://schemas.openxmlformats.org/drawingml/2006/picture">
+                  <pic:nvPicPr>
+                    <pic:cNvPr id="1084926917" name=""/>
+                    <pic:cNvPicPr/>
+                  </pic:nvPicPr>
+                  <pic:blipFill>
+                    <a:blip r:embed="rId6"/>
+                    <a:stretch>
+                      <a:fillRect/>
+                    </a:stretch>
+                  </pic:blipFill>
+                  <pic:spPr>
+                    <a:xfrm>
+                      <a:off x="0" y="0"/>
+                      <a:ext cx="3029106" cy="3473629"/>
+                    </a:xfrm>
+                    <a:prstGeom prst="rect">
+                      <a:avLst/>
+                    </a:prstGeom>
+                  </pic:spPr>
+                </pic:pic>
+              </a:graphicData>
+            </a:graphic>
+          </wp:inline>
+        </w:drawing>
+      </w:r>
+    </w:p>
+    <w:p>
+      <w:pPr>
+        <w:jc w:val="both"/>
+        <w:rPr>
+          <w:sz w:val="44"/>
+          <w:szCs w:val="44"/>
+          <w:u w:val="single"/>
+        </w:rPr>
+      </w:pPr>
+      <w:r>
+        <w:rPr>
+          <w:sz w:val="44"/>
+          <w:szCs w:val="44"/>
+          <w:u w:val="single"/>
+        </w:rPr>
+        <w:drawing>
+          <wp:inline distT="0" distB="0" distL="0" distR="0" wp14:anchorId="1FE0ECC7" wp14:editId="12E863DD">
+            <wp:extent cx="2921150" cy="3143412"/>
+            <wp:effectExtent l="0" t="0" r="0" b="0"/>
+            <wp:docPr id="1494633369" name="Picture 1"/>
+            <wp:cNvGraphicFramePr>
+              <a:graphicFrameLocks xmlns:a="http://schemas.openxmlformats.org/drawingml/2006/main" noChangeAspect="1"/>
+            </wp:cNvGraphicFramePr>
+            <a:graphic xmlns:a="http://schemas.openxmlformats.org/drawingml/2006/main">
+              <a:graphicData uri="http://schemas.openxmlformats.org/drawingml/2006/picture">
+                <pic:pic xmlns:pic="http://schemas.openxmlformats.org/drawingml/2006/picture">
+                  <pic:nvPicPr>
+                    <pic:cNvPr id="1494633369" name=""/>
+                    <pic:cNvPicPr/>
+                  </pic:nvPicPr>
+                  <pic:blipFill>
+                    <a:blip r:embed="rId7"/>
+                    <a:stretch>
+                      <a:fillRect/>
+                    </a:stretch>
+                  </pic:blipFill>
+                  <pic:spPr>
+                    <a:xfrm>
+                      <a:off x="0" y="0"/>
+                      <a:ext cx="2921150" cy="3143412"/>
+                    </a:xfrm>
+                    <a:prstGeom prst="rect">
+                      <a:avLst/>
+                    </a:prstGeom>
+                  </pic:spPr>
+                </pic:pic>
+              </a:graphicData>
+            </a:graphic>
+          </wp:inline>
+        </w:drawing>
+      </w:r>
     </w:p>
     <w:p>
       <w:pPr>
@@ -222,6 +401,7 @@
           <w:szCs w:val="44"/>
           <w:u w:val="single"/>
         </w:rPr>
+        <w:lastRenderedPageBreak/>
         <w:t>Lab 5</w:t>
       </w:r>
     </w:p>

--- a/LABlogbook.docx
+++ b/LABlogbook.docx
@@ -15,11 +15,63 @@
           <w:sz w:val="56"/>
           <w:szCs w:val="56"/>
         </w:rPr>
+        <w:t>LAB Logbook</w:t>
+      </w:r>
+    </w:p>
+    <w:p>
+      <w:pPr>
+        <w:jc w:val="center"/>
+        <w:rPr>
+          <w:sz w:val="44"/>
+          <w:szCs w:val="44"/>
+        </w:rPr>
+      </w:pPr>
+    </w:p>
+    <w:p>
+      <w:pPr>
+        <w:jc w:val="both"/>
+        <w:rPr>
+          <w:sz w:val="44"/>
+          <w:szCs w:val="44"/>
+          <w:u w:val="single"/>
+        </w:rPr>
+      </w:pPr>
+      <w:r>
+        <w:rPr>
+          <w:sz w:val="44"/>
+          <w:szCs w:val="44"/>
+          <w:u w:val="single"/>
+        </w:rPr>
+        <w:t>Lab 1</w:t>
+      </w:r>
+      <w:r>
+        <w:rPr>
+          <w:sz w:val="44"/>
+          <w:szCs w:val="44"/>
+          <w:u w:val="single"/>
+        </w:rPr>
+        <w:t>- Numpy</w:t>
+      </w:r>
+    </w:p>
+    <w:p>
+      <w:pPr>
+        <w:jc w:val="both"/>
+        <w:rPr>
+          <w:sz w:val="44"/>
+          <w:szCs w:val="44"/>
+        </w:rPr>
+      </w:pPr>
+      <w:r>
+        <w:rPr>
+          <w:noProof/>
+          <w:sz w:val="44"/>
+          <w:szCs w:val="44"/>
+        </w:rPr>
         <w:drawing>
-          <wp:inline distT="0" distB="0" distL="0" distR="0" wp14:anchorId="16D6766E" wp14:editId="12E89DAB">
-            <wp:extent cx="5731510" cy="1844040"/>
-            <wp:effectExtent l="0" t="0" r="2540" b="3810"/>
-            <wp:docPr id="1679006924" name="Picture 1"/>
+          <wp:inline distT="0" distB="0" distL="0" distR="0" wp14:anchorId="61E58FEA" wp14:editId="164E6459">
+            <wp:extent cx="5731510" cy="1505585"/>
+            <wp:effectExtent l="0" t="0" r="2540" b="0"/>
+            <wp:docPr id="1834287282" name="Picture 1"/>
             <wp:cNvGraphicFramePr>
               <a:graphicFrameLocks xmlns:a="http://schemas.openxmlformats.org/drawingml/2006/main" noChangeAspect="1"/>
             </wp:cNvGraphicFramePr>
@@ -27,11 +79,92 @@
               <a:graphicData uri="http://schemas.openxmlformats.org/drawingml/2006/picture">
                 <pic:pic xmlns:pic="http://schemas.openxmlformats.org/drawingml/2006/picture">
                   <pic:nvPicPr>
-                    <pic:cNvPr id="1679006924" name=""/>
+                    <pic:cNvPr id="1834287282" name=""/>
                     <pic:cNvPicPr/>
                   </pic:nvPicPr>
                   <pic:blipFill>
                     <a:blip r:embed="rId4"/>
+                    <a:stretch>
+                      <a:fillRect/>
+                    </a:stretch>
+                  </pic:blipFill>
+                  <pic:spPr>
+                    <a:xfrm>
+                      <a:off x="0" y="0"/>
+                      <a:ext cx="5731510" cy="1505585"/>
+                    </a:xfrm>
+                    <a:prstGeom prst="rect">
+                      <a:avLst/>
+                    </a:prstGeom>
+                  </pic:spPr>
+                </pic:pic>
+              </a:graphicData>
+            </a:graphic>
+          </wp:inline>
+        </w:drawing>
+      </w:r>
+    </w:p>
+    <w:p>
+      <w:pPr>
+        <w:jc w:val="both"/>
+        <w:rPr>
+          <w:sz w:val="44"/>
+          <w:szCs w:val="44"/>
+          <w:u w:val="single"/>
+        </w:rPr>
+      </w:pPr>
+    </w:p>
+    <w:p>
+      <w:pPr>
+        <w:jc w:val="both"/>
+        <w:rPr>
+          <w:sz w:val="44"/>
+          <w:szCs w:val="44"/>
+          <w:u w:val="single"/>
+        </w:rPr>
+      </w:pPr>
+      <w:r>
+        <w:rPr>
+          <w:sz w:val="44"/>
+          <w:szCs w:val="44"/>
+          <w:u w:val="single"/>
+        </w:rPr>
+        <w:t>Lab 2</w:t>
+      </w:r>
+    </w:p>
+    <w:p>
+      <w:pPr>
+        <w:jc w:val="both"/>
+        <w:rPr>
+          <w:sz w:val="44"/>
+          <w:szCs w:val="44"/>
+          <w:u w:val="single"/>
+        </w:rPr>
+      </w:pPr>
+      <w:r>
+        <w:rPr>
+          <w:noProof/>
+          <w:sz w:val="44"/>
+          <w:szCs w:val="44"/>
+          <w:u w:val="single"/>
+        </w:rPr>
+        <w:drawing>
+          <wp:inline distT="0" distB="0" distL="0" distR="0" wp14:anchorId="402C774B" wp14:editId="102B7D6E">
+            <wp:extent cx="5731510" cy="1844040"/>
+            <wp:effectExtent l="0" t="0" r="2540" b="3810"/>
+            <wp:docPr id="1947358868" name="Picture 1"/>
+            <wp:cNvGraphicFramePr>
+              <a:graphicFrameLocks xmlns:a="http://schemas.openxmlformats.org/drawingml/2006/main" noChangeAspect="1"/>
+            </wp:cNvGraphicFramePr>
+            <a:graphic xmlns:a="http://schemas.openxmlformats.org/drawingml/2006/main">
+              <a:graphicData uri="http://schemas.openxmlformats.org/drawingml/2006/picture">
+                <pic:pic xmlns:pic="http://schemas.openxmlformats.org/drawingml/2006/picture">
+                  <pic:nvPicPr>
+                    <pic:cNvPr id="1947358868" name=""/>
+                    <pic:cNvPicPr/>
+                  </pic:nvPicPr>
+                  <pic:blipFill>
+                    <a:blip r:embed="rId5"/>
                     <a:stretch>
                       <a:fillRect/>
                     </a:stretch>
@@ -51,191 +184,19 @@
           </wp:inline>
         </w:drawing>
       </w:r>
-      <w:r>
-        <w:rPr>
-          <w:sz w:val="56"/>
-          <w:szCs w:val="56"/>
-        </w:rPr>
-        <w:t>LAB Logbook</w:t>
-      </w:r>
-    </w:p>
-    <w:p>
-      <w:pPr>
-        <w:jc w:val="center"/>
-        <w:rPr>
-          <w:sz w:val="44"/>
-          <w:szCs w:val="44"/>
-        </w:rPr>
-      </w:pPr>
-    </w:p>
-    <w:p>
-      <w:pPr>
-        <w:jc w:val="both"/>
-        <w:rPr>
-          <w:sz w:val="44"/>
-          <w:szCs w:val="44"/>
-          <w:u w:val="single"/>
-        </w:rPr>
-      </w:pPr>
-      <w:r>
-        <w:rPr>
-          <w:sz w:val="44"/>
-          <w:szCs w:val="44"/>
-          <w:u w:val="single"/>
-        </w:rPr>
-        <w:t>Lab 1</w:t>
-      </w:r>
-      <w:r>
-        <w:rPr>
-          <w:sz w:val="44"/>
-          <w:szCs w:val="44"/>
-          <w:u w:val="single"/>
-        </w:rPr>
-        <w:t>- Numpy</w:t>
-      </w:r>
-    </w:p>
-    <w:p>
-      <w:pPr>
-        <w:jc w:val="both"/>
-        <w:rPr>
-          <w:sz w:val="44"/>
-          <w:szCs w:val="44"/>
+    </w:p>
+    <w:p>
+      <w:pPr>
+        <w:jc w:val="both"/>
+        <w:rPr>
+          <w:sz w:val="44"/>
+          <w:szCs w:val="44"/>
+          <w:u w:val="single"/>
         </w:rPr>
       </w:pPr>
       <w:r>
         <w:rPr>
           <w:noProof/>
-          <w:sz w:val="44"/>
-          <w:szCs w:val="44"/>
-        </w:rPr>
-        <w:drawing>
-          <wp:inline distT="0" distB="0" distL="0" distR="0" wp14:anchorId="61E58FEA" wp14:editId="164E6459">
-            <wp:extent cx="5731510" cy="1505585"/>
-            <wp:effectExtent l="0" t="0" r="2540" b="0"/>
-            <wp:docPr id="1834287282" name="Picture 1"/>
-            <wp:cNvGraphicFramePr>
-              <a:graphicFrameLocks xmlns:a="http://schemas.openxmlformats.org/drawingml/2006/main" noChangeAspect="1"/>
-            </wp:cNvGraphicFramePr>
-            <a:graphic xmlns:a="http://schemas.openxmlformats.org/drawingml/2006/main">
-              <a:graphicData uri="http://schemas.openxmlformats.org/drawingml/2006/picture">
-                <pic:pic xmlns:pic="http://schemas.openxmlformats.org/drawingml/2006/picture">
-                  <pic:nvPicPr>
-                    <pic:cNvPr id="1834287282" name=""/>
-                    <pic:cNvPicPr/>
-                  </pic:nvPicPr>
-                  <pic:blipFill>
-                    <a:blip r:embed="rId5"/>
-                    <a:stretch>
-                      <a:fillRect/>
-                    </a:stretch>
-                  </pic:blipFill>
-                  <pic:spPr>
-                    <a:xfrm>
-                      <a:off x="0" y="0"/>
-                      <a:ext cx="5731510" cy="1505585"/>
-                    </a:xfrm>
-                    <a:prstGeom prst="rect">
-                      <a:avLst/>
-                    </a:prstGeom>
-                  </pic:spPr>
-                </pic:pic>
-              </a:graphicData>
-            </a:graphic>
-          </wp:inline>
-        </w:drawing>
-      </w:r>
-    </w:p>
-    <w:p>
-      <w:pPr>
-        <w:jc w:val="both"/>
-        <w:rPr>
-          <w:sz w:val="44"/>
-          <w:szCs w:val="44"/>
-          <w:u w:val="single"/>
-        </w:rPr>
-      </w:pPr>
-    </w:p>
-    <w:p>
-      <w:pPr>
-        <w:jc w:val="both"/>
-        <w:rPr>
-          <w:sz w:val="44"/>
-          <w:szCs w:val="44"/>
-          <w:u w:val="single"/>
-        </w:rPr>
-      </w:pPr>
-      <w:r>
-        <w:rPr>
-          <w:sz w:val="44"/>
-          <w:szCs w:val="44"/>
-          <w:u w:val="single"/>
-        </w:rPr>
-        <w:t>Lab 2</w:t>
-      </w:r>
-    </w:p>
-    <w:p>
-      <w:pPr>
-        <w:jc w:val="both"/>
-        <w:rPr>
-          <w:sz w:val="44"/>
-          <w:szCs w:val="44"/>
-          <w:u w:val="single"/>
-        </w:rPr>
-      </w:pPr>
-      <w:r>
-        <w:rPr>
-          <w:sz w:val="44"/>
-          <w:szCs w:val="44"/>
-          <w:u w:val="single"/>
-        </w:rPr>
-        <w:drawing>
-          <wp:inline distT="0" distB="0" distL="0" distR="0" wp14:anchorId="402C774B" wp14:editId="102B7D6E">
-            <wp:extent cx="5731510" cy="1844040"/>
-            <wp:effectExtent l="0" t="0" r="2540" b="3810"/>
-            <wp:docPr id="1947358868" name="Picture 1"/>
-            <wp:cNvGraphicFramePr>
-              <a:graphicFrameLocks xmlns:a="http://schemas.openxmlformats.org/drawingml/2006/main" noChangeAspect="1"/>
-            </wp:cNvGraphicFramePr>
-            <a:graphic xmlns:a="http://schemas.openxmlformats.org/drawingml/2006/main">
-              <a:graphicData uri="http://schemas.openxmlformats.org/drawingml/2006/picture">
-                <pic:pic xmlns:pic="http://schemas.openxmlformats.org/drawingml/2006/picture">
-                  <pic:nvPicPr>
-                    <pic:cNvPr id="1947358868" name=""/>
-                    <pic:cNvPicPr/>
-                  </pic:nvPicPr>
-                  <pic:blipFill>
-                    <a:blip r:embed="rId4"/>
-                    <a:stretch>
-                      <a:fillRect/>
-                    </a:stretch>
-                  </pic:blipFill>
-                  <pic:spPr>
-                    <a:xfrm>
-                      <a:off x="0" y="0"/>
-                      <a:ext cx="5731510" cy="1844040"/>
-                    </a:xfrm>
-                    <a:prstGeom prst="rect">
-                      <a:avLst/>
-                    </a:prstGeom>
-                  </pic:spPr>
-                </pic:pic>
-              </a:graphicData>
-            </a:graphic>
-          </wp:inline>
-        </w:drawing>
-      </w:r>
-    </w:p>
-    <w:p>
-      <w:pPr>
-        <w:jc w:val="both"/>
-        <w:rPr>
-          <w:sz w:val="44"/>
-          <w:szCs w:val="44"/>
-          <w:u w:val="single"/>
-        </w:rPr>
-      </w:pPr>
-      <w:r>
-        <w:rPr>
           <w:sz w:val="44"/>
           <w:szCs w:val="44"/>
           <w:u w:val="single"/>
@@ -289,6 +250,7 @@
       </w:pPr>
       <w:r>
         <w:rPr>
+          <w:noProof/>
           <w:sz w:val="44"/>
           <w:szCs w:val="44"/>
           <w:u w:val="single"/>
@@ -357,6 +319,101 @@
           <w:u w:val="single"/>
         </w:rPr>
       </w:pPr>
+      <w:r>
+        <w:rPr>
+          <w:sz w:val="44"/>
+          <w:szCs w:val="44"/>
+          <w:u w:val="single"/>
+        </w:rPr>
+        <w:lastRenderedPageBreak/>
+        <w:drawing>
+          <wp:inline distT="0" distB="0" distL="0" distR="0" wp14:anchorId="44E2A5BB" wp14:editId="1A9F4EAC">
+            <wp:extent cx="5731510" cy="3867150"/>
+            <wp:effectExtent l="0" t="0" r="2540" b="0"/>
+            <wp:docPr id="881634437" name="Picture 1"/>
+            <wp:cNvGraphicFramePr>
+              <a:graphicFrameLocks xmlns:a="http://schemas.openxmlformats.org/drawingml/2006/main" noChangeAspect="1"/>
+            </wp:cNvGraphicFramePr>
+            <a:graphic xmlns:a="http://schemas.openxmlformats.org/drawingml/2006/main">
+              <a:graphicData uri="http://schemas.openxmlformats.org/drawingml/2006/picture">
+                <pic:pic xmlns:pic="http://schemas.openxmlformats.org/drawingml/2006/picture">
+                  <pic:nvPicPr>
+                    <pic:cNvPr id="881634437" name=""/>
+                    <pic:cNvPicPr/>
+                  </pic:nvPicPr>
+                  <pic:blipFill>
+                    <a:blip r:embed="rId8"/>
+                    <a:stretch>
+                      <a:fillRect/>
+                    </a:stretch>
+                  </pic:blipFill>
+                  <pic:spPr>
+                    <a:xfrm>
+                      <a:off x="0" y="0"/>
+                      <a:ext cx="5731510" cy="3867150"/>
+                    </a:xfrm>
+                    <a:prstGeom prst="rect">
+                      <a:avLst/>
+                    </a:prstGeom>
+                  </pic:spPr>
+                </pic:pic>
+              </a:graphicData>
+            </a:graphic>
+          </wp:inline>
+        </w:drawing>
+      </w:r>
+    </w:p>
+    <w:p>
+      <w:pPr>
+        <w:jc w:val="both"/>
+        <w:rPr>
+          <w:sz w:val="44"/>
+          <w:szCs w:val="44"/>
+          <w:u w:val="single"/>
+        </w:rPr>
+      </w:pPr>
+      <w:r>
+        <w:rPr>
+          <w:sz w:val="44"/>
+          <w:szCs w:val="44"/>
+          <w:u w:val="single"/>
+        </w:rPr>
+        <w:drawing>
+          <wp:inline distT="0" distB="0" distL="0" distR="0" wp14:anchorId="5961B9C5" wp14:editId="7DF5B1CE">
+            <wp:extent cx="5731510" cy="3536950"/>
+            <wp:effectExtent l="0" t="0" r="2540" b="6350"/>
+            <wp:docPr id="1336114911" name="Picture 1"/>
+            <wp:cNvGraphicFramePr>
+              <a:graphicFrameLocks xmlns:a="http://schemas.openxmlformats.org/drawingml/2006/main" noChangeAspect="1"/>
+            </wp:cNvGraphicFramePr>
+            <a:graphic xmlns:a="http://schemas.openxmlformats.org/drawingml/2006/main">
+              <a:graphicData uri="http://schemas.openxmlformats.org/drawingml/2006/picture">
+                <pic:pic xmlns:pic="http://schemas.openxmlformats.org/drawingml/2006/picture">
+                  <pic:nvPicPr>
+                    <pic:cNvPr id="1336114911" name=""/>
+                    <pic:cNvPicPr/>
+                  </pic:nvPicPr>
+                  <pic:blipFill>
+                    <a:blip r:embed="rId9"/>
+                    <a:stretch>
+                      <a:fillRect/>
+                    </a:stretch>
+                  </pic:blipFill>
+                  <pic:spPr>
+                    <a:xfrm>
+                      <a:off x="0" y="0"/>
+                      <a:ext cx="5731510" cy="3536950"/>
+                    </a:xfrm>
+                    <a:prstGeom prst="rect">
+                      <a:avLst/>
+                    </a:prstGeom>
+                  </pic:spPr>
+                </pic:pic>
+              </a:graphicData>
+            </a:graphic>
+          </wp:inline>
+        </w:drawing>
+      </w:r>
     </w:p>
     <w:p>
       <w:pPr>

--- a/LABlogbook.docx
+++ b/LABlogbook.docx
@@ -321,6 +321,7 @@
       </w:pPr>
       <w:r>
         <w:rPr>
+          <w:noProof/>
           <w:sz w:val="44"/>
           <w:szCs w:val="44"/>
           <w:u w:val="single"/>
@@ -374,6 +375,7 @@
       </w:pPr>
       <w:r>
         <w:rPr>
+          <w:noProof/>
           <w:sz w:val="44"/>
           <w:szCs w:val="44"/>
           <w:u w:val="single"/>
@@ -442,16 +444,6 @@
           <w:u w:val="single"/>
         </w:rPr>
       </w:pPr>
-    </w:p>
-    <w:p>
-      <w:pPr>
-        <w:jc w:val="both"/>
-        <w:rPr>
-          <w:sz w:val="44"/>
-          <w:szCs w:val="44"/>
-          <w:u w:val="single"/>
-        </w:rPr>
-      </w:pPr>
       <w:r>
         <w:rPr>
           <w:sz w:val="44"/>
@@ -459,6 +451,162 @@
           <w:u w:val="single"/>
         </w:rPr>
         <w:lastRenderedPageBreak/>
+        <w:drawing>
+          <wp:inline distT="0" distB="0" distL="0" distR="0" wp14:anchorId="601CCC74" wp14:editId="4BDC725B">
+            <wp:extent cx="4464279" cy="2006703"/>
+            <wp:effectExtent l="0" t="0" r="0" b="0"/>
+            <wp:docPr id="122729481" name="Picture 1"/>
+            <wp:cNvGraphicFramePr>
+              <a:graphicFrameLocks xmlns:a="http://schemas.openxmlformats.org/drawingml/2006/main" noChangeAspect="1"/>
+            </wp:cNvGraphicFramePr>
+            <a:graphic xmlns:a="http://schemas.openxmlformats.org/drawingml/2006/main">
+              <a:graphicData uri="http://schemas.openxmlformats.org/drawingml/2006/picture">
+                <pic:pic xmlns:pic="http://schemas.openxmlformats.org/drawingml/2006/picture">
+                  <pic:nvPicPr>
+                    <pic:cNvPr id="122729481" name=""/>
+                    <pic:cNvPicPr/>
+                  </pic:nvPicPr>
+                  <pic:blipFill>
+                    <a:blip r:embed="rId10"/>
+                    <a:stretch>
+                      <a:fillRect/>
+                    </a:stretch>
+                  </pic:blipFill>
+                  <pic:spPr>
+                    <a:xfrm>
+                      <a:off x="0" y="0"/>
+                      <a:ext cx="4464279" cy="2006703"/>
+                    </a:xfrm>
+                    <a:prstGeom prst="rect">
+                      <a:avLst/>
+                    </a:prstGeom>
+                  </pic:spPr>
+                </pic:pic>
+              </a:graphicData>
+            </a:graphic>
+          </wp:inline>
+        </w:drawing>
+      </w:r>
+    </w:p>
+    <w:p>
+      <w:pPr>
+        <w:jc w:val="both"/>
+        <w:rPr>
+          <w:sz w:val="44"/>
+          <w:szCs w:val="44"/>
+          <w:u w:val="single"/>
+        </w:rPr>
+      </w:pPr>
+      <w:r>
+        <w:rPr>
+          <w:sz w:val="44"/>
+          <w:szCs w:val="44"/>
+          <w:u w:val="single"/>
+        </w:rPr>
+        <w:drawing>
+          <wp:inline distT="0" distB="0" distL="0" distR="0" wp14:anchorId="351DD52B" wp14:editId="5487A9B0">
+            <wp:extent cx="4750044" cy="1701887"/>
+            <wp:effectExtent l="0" t="0" r="0" b="0"/>
+            <wp:docPr id="247463914" name="Picture 1"/>
+            <wp:cNvGraphicFramePr>
+              <a:graphicFrameLocks xmlns:a="http://schemas.openxmlformats.org/drawingml/2006/main" noChangeAspect="1"/>
+            </wp:cNvGraphicFramePr>
+            <a:graphic xmlns:a="http://schemas.openxmlformats.org/drawingml/2006/main">
+              <a:graphicData uri="http://schemas.openxmlformats.org/drawingml/2006/picture">
+                <pic:pic xmlns:pic="http://schemas.openxmlformats.org/drawingml/2006/picture">
+                  <pic:nvPicPr>
+                    <pic:cNvPr id="247463914" name=""/>
+                    <pic:cNvPicPr/>
+                  </pic:nvPicPr>
+                  <pic:blipFill>
+                    <a:blip r:embed="rId11"/>
+                    <a:stretch>
+                      <a:fillRect/>
+                    </a:stretch>
+                  </pic:blipFill>
+                  <pic:spPr>
+                    <a:xfrm>
+                      <a:off x="0" y="0"/>
+                      <a:ext cx="4750044" cy="1701887"/>
+                    </a:xfrm>
+                    <a:prstGeom prst="rect">
+                      <a:avLst/>
+                    </a:prstGeom>
+                  </pic:spPr>
+                </pic:pic>
+              </a:graphicData>
+            </a:graphic>
+          </wp:inline>
+        </w:drawing>
+      </w:r>
+    </w:p>
+    <w:p>
+      <w:pPr>
+        <w:jc w:val="both"/>
+        <w:rPr>
+          <w:sz w:val="44"/>
+          <w:szCs w:val="44"/>
+          <w:u w:val="single"/>
+        </w:rPr>
+      </w:pPr>
+      <w:r>
+        <w:rPr>
+          <w:sz w:val="44"/>
+          <w:szCs w:val="44"/>
+          <w:u w:val="single"/>
+        </w:rPr>
+        <w:drawing>
+          <wp:inline distT="0" distB="0" distL="0" distR="0" wp14:anchorId="445AA720" wp14:editId="64CA55DB">
+            <wp:extent cx="4711942" cy="361969"/>
+            <wp:effectExtent l="0" t="0" r="0" b="0"/>
+            <wp:docPr id="713281031" name="Picture 1"/>
+            <wp:cNvGraphicFramePr>
+              <a:graphicFrameLocks xmlns:a="http://schemas.openxmlformats.org/drawingml/2006/main" noChangeAspect="1"/>
+            </wp:cNvGraphicFramePr>
+            <a:graphic xmlns:a="http://schemas.openxmlformats.org/drawingml/2006/main">
+              <a:graphicData uri="http://schemas.openxmlformats.org/drawingml/2006/picture">
+                <pic:pic xmlns:pic="http://schemas.openxmlformats.org/drawingml/2006/picture">
+                  <pic:nvPicPr>
+                    <pic:cNvPr id="713281031" name=""/>
+                    <pic:cNvPicPr/>
+                  </pic:nvPicPr>
+                  <pic:blipFill>
+                    <a:blip r:embed="rId12"/>
+                    <a:stretch>
+                      <a:fillRect/>
+                    </a:stretch>
+                  </pic:blipFill>
+                  <pic:spPr>
+                    <a:xfrm>
+                      <a:off x="0" y="0"/>
+                      <a:ext cx="4711942" cy="361969"/>
+                    </a:xfrm>
+                    <a:prstGeom prst="rect">
+                      <a:avLst/>
+                    </a:prstGeom>
+                  </pic:spPr>
+                </pic:pic>
+              </a:graphicData>
+            </a:graphic>
+          </wp:inline>
+        </w:drawing>
+      </w:r>
+    </w:p>
+    <w:p>
+      <w:pPr>
+        <w:jc w:val="both"/>
+        <w:rPr>
+          <w:sz w:val="44"/>
+          <w:szCs w:val="44"/>
+          <w:u w:val="single"/>
+        </w:rPr>
+      </w:pPr>
+      <w:r>
+        <w:rPr>
+          <w:sz w:val="44"/>
+          <w:szCs w:val="44"/>
+          <w:u w:val="single"/>
+        </w:rPr>
         <w:t>Lab 5</w:t>
       </w:r>
     </w:p>
@@ -601,6 +749,16 @@
         </w:rPr>
         <w:t>Lab 10</w:t>
       </w:r>
+    </w:p>
+    <w:p>
+      <w:pPr>
+        <w:jc w:val="both"/>
+        <w:rPr>
+          <w:sz w:val="44"/>
+          <w:szCs w:val="44"/>
+          <w:u w:val="single"/>
+        </w:rPr>
+      </w:pPr>
     </w:p>
     <w:p>
       <w:pPr>

--- a/LABlogbook.docx
+++ b/LABlogbook.docx
@@ -446,6 +446,7 @@
       </w:pPr>
       <w:r>
         <w:rPr>
+          <w:noProof/>
           <w:sz w:val="44"/>
           <w:szCs w:val="44"/>
           <w:u w:val="single"/>
@@ -499,6 +500,7 @@
       </w:pPr>
       <w:r>
         <w:rPr>
+          <w:noProof/>
           <w:sz w:val="44"/>
           <w:szCs w:val="44"/>
           <w:u w:val="single"/>
@@ -551,6 +553,7 @@
       </w:pPr>
       <w:r>
         <w:rPr>
+          <w:noProof/>
           <w:sz w:val="44"/>
           <w:szCs w:val="44"/>
           <w:u w:val="single"/>
@@ -619,6 +622,205 @@
           <w:u w:val="single"/>
         </w:rPr>
       </w:pPr>
+      <w:r>
+        <w:rPr>
+          <w:sz w:val="44"/>
+          <w:szCs w:val="44"/>
+          <w:u w:val="single"/>
+        </w:rPr>
+        <w:drawing>
+          <wp:inline distT="0" distB="0" distL="0" distR="0" wp14:anchorId="1D431385" wp14:editId="3150A8CA">
+            <wp:extent cx="5321573" cy="3606985"/>
+            <wp:effectExtent l="0" t="0" r="0" b="0"/>
+            <wp:docPr id="460215108" name="Picture 1"/>
+            <wp:cNvGraphicFramePr>
+              <a:graphicFrameLocks xmlns:a="http://schemas.openxmlformats.org/drawingml/2006/main" noChangeAspect="1"/>
+            </wp:cNvGraphicFramePr>
+            <a:graphic xmlns:a="http://schemas.openxmlformats.org/drawingml/2006/main">
+              <a:graphicData uri="http://schemas.openxmlformats.org/drawingml/2006/picture">
+                <pic:pic xmlns:pic="http://schemas.openxmlformats.org/drawingml/2006/picture">
+                  <pic:nvPicPr>
+                    <pic:cNvPr id="460215108" name=""/>
+                    <pic:cNvPicPr/>
+                  </pic:nvPicPr>
+                  <pic:blipFill>
+                    <a:blip r:embed="rId13"/>
+                    <a:stretch>
+                      <a:fillRect/>
+                    </a:stretch>
+                  </pic:blipFill>
+                  <pic:spPr>
+                    <a:xfrm>
+                      <a:off x="0" y="0"/>
+                      <a:ext cx="5321573" cy="3606985"/>
+                    </a:xfrm>
+                    <a:prstGeom prst="rect">
+                      <a:avLst/>
+                    </a:prstGeom>
+                  </pic:spPr>
+                </pic:pic>
+              </a:graphicData>
+            </a:graphic>
+          </wp:inline>
+        </w:drawing>
+      </w:r>
+    </w:p>
+    <w:p>
+      <w:pPr>
+        <w:jc w:val="both"/>
+        <w:rPr>
+          <w:sz w:val="44"/>
+          <w:szCs w:val="44"/>
+          <w:u w:val="single"/>
+        </w:rPr>
+      </w:pPr>
+      <w:r>
+        <w:rPr>
+          <w:sz w:val="44"/>
+          <w:szCs w:val="44"/>
+          <w:u w:val="single"/>
+        </w:rPr>
+        <w:lastRenderedPageBreak/>
+        <w:drawing>
+          <wp:inline distT="0" distB="0" distL="0" distR="0" wp14:anchorId="4A668186" wp14:editId="421C87DC">
+            <wp:extent cx="5731510" cy="3181985"/>
+            <wp:effectExtent l="0" t="0" r="2540" b="0"/>
+            <wp:docPr id="1537346848" name="Picture 1"/>
+            <wp:cNvGraphicFramePr>
+              <a:graphicFrameLocks xmlns:a="http://schemas.openxmlformats.org/drawingml/2006/main" noChangeAspect="1"/>
+            </wp:cNvGraphicFramePr>
+            <a:graphic xmlns:a="http://schemas.openxmlformats.org/drawingml/2006/main">
+              <a:graphicData uri="http://schemas.openxmlformats.org/drawingml/2006/picture">
+                <pic:pic xmlns:pic="http://schemas.openxmlformats.org/drawingml/2006/picture">
+                  <pic:nvPicPr>
+                    <pic:cNvPr id="1537346848" name=""/>
+                    <pic:cNvPicPr/>
+                  </pic:nvPicPr>
+                  <pic:blipFill>
+                    <a:blip r:embed="rId14"/>
+                    <a:stretch>
+                      <a:fillRect/>
+                    </a:stretch>
+                  </pic:blipFill>
+                  <pic:spPr>
+                    <a:xfrm>
+                      <a:off x="0" y="0"/>
+                      <a:ext cx="5731510" cy="3181985"/>
+                    </a:xfrm>
+                    <a:prstGeom prst="rect">
+                      <a:avLst/>
+                    </a:prstGeom>
+                  </pic:spPr>
+                </pic:pic>
+              </a:graphicData>
+            </a:graphic>
+          </wp:inline>
+        </w:drawing>
+      </w:r>
+    </w:p>
+    <w:p>
+      <w:pPr>
+        <w:jc w:val="both"/>
+        <w:rPr>
+          <w:sz w:val="44"/>
+          <w:szCs w:val="44"/>
+          <w:u w:val="single"/>
+        </w:rPr>
+      </w:pPr>
+      <w:r>
+        <w:rPr>
+          <w:sz w:val="44"/>
+          <w:szCs w:val="44"/>
+          <w:u w:val="single"/>
+        </w:rPr>
+        <w:drawing>
+          <wp:inline distT="0" distB="0" distL="0" distR="0" wp14:anchorId="10A6C412" wp14:editId="68BC945B">
+            <wp:extent cx="3911801" cy="400071"/>
+            <wp:effectExtent l="0" t="0" r="0" b="0"/>
+            <wp:docPr id="694676703" name="Picture 1"/>
+            <wp:cNvGraphicFramePr>
+              <a:graphicFrameLocks xmlns:a="http://schemas.openxmlformats.org/drawingml/2006/main" noChangeAspect="1"/>
+            </wp:cNvGraphicFramePr>
+            <a:graphic xmlns:a="http://schemas.openxmlformats.org/drawingml/2006/main">
+              <a:graphicData uri="http://schemas.openxmlformats.org/drawingml/2006/picture">
+                <pic:pic xmlns:pic="http://schemas.openxmlformats.org/drawingml/2006/picture">
+                  <pic:nvPicPr>
+                    <pic:cNvPr id="694676703" name=""/>
+                    <pic:cNvPicPr/>
+                  </pic:nvPicPr>
+                  <pic:blipFill>
+                    <a:blip r:embed="rId15"/>
+                    <a:stretch>
+                      <a:fillRect/>
+                    </a:stretch>
+                  </pic:blipFill>
+                  <pic:spPr>
+                    <a:xfrm>
+                      <a:off x="0" y="0"/>
+                      <a:ext cx="3911801" cy="400071"/>
+                    </a:xfrm>
+                    <a:prstGeom prst="rect">
+                      <a:avLst/>
+                    </a:prstGeom>
+                  </pic:spPr>
+                </pic:pic>
+              </a:graphicData>
+            </a:graphic>
+          </wp:inline>
+        </w:drawing>
+      </w:r>
+    </w:p>
+    <w:p>
+      <w:pPr>
+        <w:jc w:val="both"/>
+        <w:rPr>
+          <w:sz w:val="44"/>
+          <w:szCs w:val="44"/>
+          <w:u w:val="single"/>
+        </w:rPr>
+      </w:pPr>
+      <w:r>
+        <w:rPr>
+          <w:sz w:val="44"/>
+          <w:szCs w:val="44"/>
+          <w:u w:val="single"/>
+        </w:rPr>
+        <w:drawing>
+          <wp:inline distT="0" distB="0" distL="0" distR="0" wp14:anchorId="4B033387" wp14:editId="670AE5A8">
+            <wp:extent cx="5731510" cy="2993390"/>
+            <wp:effectExtent l="0" t="0" r="2540" b="0"/>
+            <wp:docPr id="123847780" name="Picture 1"/>
+            <wp:cNvGraphicFramePr>
+              <a:graphicFrameLocks xmlns:a="http://schemas.openxmlformats.org/drawingml/2006/main" noChangeAspect="1"/>
+            </wp:cNvGraphicFramePr>
+            <a:graphic xmlns:a="http://schemas.openxmlformats.org/drawingml/2006/main">
+              <a:graphicData uri="http://schemas.openxmlformats.org/drawingml/2006/picture">
+                <pic:pic xmlns:pic="http://schemas.openxmlformats.org/drawingml/2006/picture">
+                  <pic:nvPicPr>
+                    <pic:cNvPr id="123847780" name=""/>
+                    <pic:cNvPicPr/>
+                  </pic:nvPicPr>
+                  <pic:blipFill>
+                    <a:blip r:embed="rId16"/>
+                    <a:stretch>
+                      <a:fillRect/>
+                    </a:stretch>
+                  </pic:blipFill>
+                  <pic:spPr>
+                    <a:xfrm>
+                      <a:off x="0" y="0"/>
+                      <a:ext cx="5731510" cy="2993390"/>
+                    </a:xfrm>
+                    <a:prstGeom prst="rect">
+                      <a:avLst/>
+                    </a:prstGeom>
+                  </pic:spPr>
+                </pic:pic>
+              </a:graphicData>
+            </a:graphic>
+          </wp:inline>
+        </w:drawing>
+      </w:r>
     </w:p>
     <w:p>
       <w:pPr>
